--- a/courts/ninth-circuit/washington/federal/western-district/complaint/usage/OUTPUT-complaint.docx
+++ b/courts/ninth-circuit/washington/federal/western-district/complaint/usage/OUTPUT-complaint.docx
@@ -241,9 +241,7 @@
               <w:ind w:left="0" w:firstLine="0"/>
             </w:pPr>
             <w:r>
-              <w:t xml:space="preserve">Case No. 2:26-cv</w:t>
-              <w:noBreakHyphen/>
-              <w:t xml:space="preserve">3537</w:t>
+              <w:t xml:space="preserve">Case No. 2:26-cv-⁠3537</w:t>
             </w:r>
           </w:p>
           <w:p>
@@ -15482,9 +15480,7 @@
               <w:t xml:space="preserve"> </w:t>
             </w:r>
             <w:r>
-              <w:t xml:space="preserve">529</w:t>
-              <w:noBreakHyphen/>
-              <w:t xml:space="preserve">4827</w:t>
+              <w:t xml:space="preserve">529-⁠4827</w:t>
             </w:r>
           </w:p>
           <w:p>
@@ -15507,9 +15503,7 @@
               <w:t xml:space="preserve"> </w:t>
             </w:r>
             <w:r>
-              <w:t xml:space="preserve">260</w:t>
-              <w:noBreakHyphen/>
-              <w:t xml:space="preserve">3966</w:t>
+              <w:t xml:space="preserve">260-⁠3966</w:t>
             </w:r>
           </w:p>
           <w:p>
@@ -15710,9 +15704,7 @@
               <w:t xml:space="preserve"> </w:t>
             </w:r>
             <w:r>
-              <w:t xml:space="preserve">881</w:t>
-              <w:noBreakHyphen/>
-              <w:t xml:space="preserve">2457</w:t>
+              <w:t xml:space="preserve">881-⁠2457</w:t>
             </w:r>
           </w:p>
           <w:p>
@@ -15767,7 +15759,7 @@
       </w:tr>
     </w:tbl>
     <w:sectPr>
-      <w:headerReference w:type="default" r:id="rIdWawdLines"/>
+      <w:headerReference w:type="default" r:id="rIdWawdPaper"/>
       <w:footerReference w:type="default" r:id="rIdWawdNotation"/>
       <w:pgSz w:w="12240" w:h="15840"/>
       <w:pgMar w:top="1440" w:right="1440" w:bottom="1440" w:left="2160" w:header="720" w:footer="288" w:gutter="0"/>
@@ -15914,9 +15906,7 @@
               <w:sz w:val="20"/>
               <w:szCs w:val="20"/>
             </w:rPr>
-            <w:t xml:space="preserve">(Case No. 2:26-cv</w:t>
-            <w:noBreakHyphen/>
-            <w:t xml:space="preserve">3537) – </w:t>
+            <w:t xml:space="preserve">(Case No. 2:26-cv-⁠3537) – </w:t>
           </w:r>
           <w:r>
             <w:rPr>
@@ -16012,9 +16002,7 @@
               <w:sz w:val="18"/>
               <w:szCs w:val="18"/>
             </w:rPr>
-            <w:t xml:space="preserve">telephone (206) 529</w:t>
-            <w:noBreakHyphen/>
-            <w:t xml:space="preserve">4827</w:t>
+            <w:t xml:space="preserve">telephone (206) 529-⁠4827</w:t>
           </w:r>
         </w:p>
         <w:p>
@@ -16028,9 +16016,7 @@
               <w:sz w:val="18"/>
               <w:szCs w:val="18"/>
             </w:rPr>
-            <w:t xml:space="preserve">fax (206) 260</w:t>
-            <w:noBreakHyphen/>
-            <w:t xml:space="preserve">3966</w:t>
+            <w:t xml:space="preserve">fax (206) 260-⁠3966</w:t>
           </w:r>
         </w:p>
       </w:tc>
@@ -16070,7 +16056,7 @@
 </w:ftr>
 </file>
 
-<file path=word/header1.xml><?xml version="1.0" encoding="utf-8"?>
+<file path=word/hdr-own1.xml><?xml version="1.0" encoding="utf-8"?>
 <w:hdr xmlns:w="http://schemas.openxmlformats.org/wordprocessingml/2006/main" xmlns:r="http://schemas.openxmlformats.org/officeDocument/2006/relationships">
   <w:p>
     <w:pPr>
